--- a/docs/delivery/out/Руководства/Руководство пользователя — Аналитик.docx
+++ b/docs/delivery/out/Руководства/Руководство пользователя — Аналитик.docx
@@ -116,7 +116,7 @@
       <w:r>
         <w:fldChar w:fldCharType="separate"/>
       </w:r>
-      <w:hyperlink w:anchor="_Toc241493247" w:history="1">
+      <w:hyperlink w:anchor="_Toc241494145" w:history="1">
         <w:r>
           <w:rPr>
             <w:rStyle w:val="aff8"/>
@@ -143,7 +143,7 @@
             <w:noProof/>
             <w:webHidden/>
           </w:rPr>
-          <w:instrText xml:space="preserve"> PAGEREF _Toc241493247 \h </w:instrText>
+          <w:instrText xml:space="preserve"> PAGEREF _Toc241494145 \h </w:instrText>
         </w:r>
         <w:r>
           <w:rPr>
@@ -186,7 +186,7 @@
           <w:lang w:val="ru-RU" w:eastAsia="ru-RU"/>
         </w:rPr>
       </w:pPr>
-      <w:hyperlink w:anchor="_Toc241493248" w:history="1">
+      <w:hyperlink w:anchor="_Toc241494146" w:history="1">
         <w:r>
           <w:rPr>
             <w:rStyle w:val="aff8"/>
@@ -213,7 +213,7 @@
             <w:noProof/>
             <w:webHidden/>
           </w:rPr>
-          <w:instrText xml:space="preserve"> PAGEREF _Toc241493248 \h </w:instrText>
+          <w:instrText xml:space="preserve"> PAGEREF _Toc241494146 \h </w:instrText>
         </w:r>
         <w:r>
           <w:rPr>
@@ -256,7 +256,7 @@
           <w:lang w:val="ru-RU" w:eastAsia="ru-RU"/>
         </w:rPr>
       </w:pPr>
-      <w:hyperlink w:anchor="_Toc241493249" w:history="1">
+      <w:hyperlink w:anchor="_Toc241494147" w:history="1">
         <w:r>
           <w:rPr>
             <w:rStyle w:val="aff8"/>
@@ -283,7 +283,7 @@
             <w:noProof/>
             <w:webHidden/>
           </w:rPr>
-          <w:instrText xml:space="preserve"> PAGEREF _Toc241493249 \h </w:instrText>
+          <w:instrText xml:space="preserve"> PAGEREF _Toc241494147 \h </w:instrText>
         </w:r>
         <w:r>
           <w:rPr>
@@ -326,7 +326,7 @@
           <w:lang w:val="ru-RU" w:eastAsia="ru-RU"/>
         </w:rPr>
       </w:pPr>
-      <w:hyperlink w:anchor="_Toc241493250" w:history="1">
+      <w:hyperlink w:anchor="_Toc241494148" w:history="1">
         <w:r>
           <w:rPr>
             <w:rStyle w:val="aff8"/>
@@ -353,7 +353,7 @@
             <w:noProof/>
             <w:webHidden/>
           </w:rPr>
-          <w:instrText xml:space="preserve"> PAGEREF _Toc241493250 \h </w:instrText>
+          <w:instrText xml:space="preserve"> PAGEREF _Toc241494148 \h </w:instrText>
         </w:r>
         <w:r>
           <w:rPr>
@@ -396,7 +396,7 @@
           <w:lang w:val="ru-RU" w:eastAsia="ru-RU"/>
         </w:rPr>
       </w:pPr>
-      <w:hyperlink w:anchor="_Toc241493251" w:history="1">
+      <w:hyperlink w:anchor="_Toc241494149" w:history="1">
         <w:r>
           <w:rPr>
             <w:rStyle w:val="aff8"/>
@@ -423,7 +423,7 @@
             <w:noProof/>
             <w:webHidden/>
           </w:rPr>
-          <w:instrText xml:space="preserve"> PAGEREF _Toc241493251 \h </w:instrText>
+          <w:instrText xml:space="preserve"> PAGEREF _Toc241494149 \h </w:instrText>
         </w:r>
         <w:r>
           <w:rPr>
@@ -466,7 +466,7 @@
           <w:lang w:val="ru-RU" w:eastAsia="ru-RU"/>
         </w:rPr>
       </w:pPr>
-      <w:hyperlink w:anchor="_Toc241493252" w:history="1">
+      <w:hyperlink w:anchor="_Toc241494150" w:history="1">
         <w:r>
           <w:rPr>
             <w:rStyle w:val="aff8"/>
@@ -493,7 +493,7 @@
             <w:noProof/>
             <w:webHidden/>
           </w:rPr>
-          <w:instrText xml:space="preserve"> PAGEREF _Toc241493252 \h </w:instrText>
+          <w:instrText xml:space="preserve"> PAGEREF _Toc241494150 \h </w:instrText>
         </w:r>
         <w:r>
           <w:rPr>
@@ -536,7 +536,7 @@
           <w:lang w:val="ru-RU" w:eastAsia="ru-RU"/>
         </w:rPr>
       </w:pPr>
-      <w:hyperlink w:anchor="_Toc241493253" w:history="1">
+      <w:hyperlink w:anchor="_Toc241494151" w:history="1">
         <w:r>
           <w:rPr>
             <w:rStyle w:val="aff8"/>
@@ -563,7 +563,7 @@
             <w:noProof/>
             <w:webHidden/>
           </w:rPr>
-          <w:instrText xml:space="preserve"> PAGEREF _Toc241493253 \h </w:instrText>
+          <w:instrText xml:space="preserve"> PAGEREF _Toc241494151 \h </w:instrText>
         </w:r>
         <w:r>
           <w:rPr>
@@ -606,7 +606,7 @@
           <w:lang w:val="ru-RU" w:eastAsia="ru-RU"/>
         </w:rPr>
       </w:pPr>
-      <w:hyperlink w:anchor="_Toc241493254" w:history="1">
+      <w:hyperlink w:anchor="_Toc241494152" w:history="1">
         <w:r>
           <w:rPr>
             <w:rStyle w:val="aff8"/>
@@ -633,7 +633,7 @@
             <w:noProof/>
             <w:webHidden/>
           </w:rPr>
-          <w:instrText xml:space="preserve"> PAGEREF _Toc241493254 \h </w:instrText>
+          <w:instrText xml:space="preserve"> PAGEREF _Toc241494152 \h </w:instrText>
         </w:r>
         <w:r>
           <w:rPr>
@@ -676,7 +676,7 @@
           <w:lang w:val="ru-RU" w:eastAsia="ru-RU"/>
         </w:rPr>
       </w:pPr>
-      <w:hyperlink w:anchor="_Toc241493255" w:history="1">
+      <w:hyperlink w:anchor="_Toc241494153" w:history="1">
         <w:r>
           <w:rPr>
             <w:rStyle w:val="aff8"/>
@@ -703,7 +703,7 @@
             <w:noProof/>
             <w:webHidden/>
           </w:rPr>
-          <w:instrText xml:space="preserve"> PAGEREF _Toc241493255 \h </w:instrText>
+          <w:instrText xml:space="preserve"> PAGEREF _Toc241494153 \h </w:instrText>
         </w:r>
         <w:r>
           <w:rPr>
@@ -748,7 +748,7 @@
       <w:pPr>
         <w:pStyle w:val="1"/>
       </w:pPr>
-      <w:bookmarkStart w:id="0" w:name="_Toc241493247"/>
+      <w:bookmarkStart w:id="0" w:name="_Toc241494145"/>
       <w:r>
         <w:lastRenderedPageBreak/>
         <w:t>Руководство пользователя: аналитик</w:t>
@@ -770,7 +770,7 @@
       <w:pPr>
         <w:pStyle w:val="21"/>
       </w:pPr>
-      <w:bookmarkStart w:id="1" w:name="_Toc241493248"/>
+      <w:bookmarkStart w:id="1" w:name="_Toc241494146"/>
       <w:r>
         <w:t>1. Рабочее м</w:t>
       </w:r>
@@ -793,7 +793,7 @@
           <w:noProof/>
         </w:rPr>
         <w:drawing>
-          <wp:inline distT="0" distB="0" distL="0" distR="0" wp14:anchorId="53F3CFC7" wp14:editId="4B76E593">
+          <wp:inline distT="0" distB="0" distL="0" distR="0" wp14:anchorId="4C2B58DC" wp14:editId="35FCD108">
             <wp:extent cx="5940000" cy="3712500"/>
             <wp:effectExtent l="0" t="0" r="0" b="0"/>
             <wp:docPr id="1" name="Picture 1"/>
@@ -845,7 +845,7 @@
       <w:pPr>
         <w:pStyle w:val="21"/>
       </w:pPr>
-      <w:bookmarkStart w:id="2" w:name="_Toc241493249"/>
+      <w:bookmarkStart w:id="2" w:name="_Toc241494147"/>
       <w:r>
         <w:t>2. Метки обучения</w:t>
       </w:r>
@@ -917,7 +917,7 @@
         </w:rPr>
         <w:lastRenderedPageBreak/>
         <w:drawing>
-          <wp:inline distT="0" distB="0" distL="0" distR="0" wp14:anchorId="2B5221E7" wp14:editId="08EB6B2B">
+          <wp:inline distT="0" distB="0" distL="0" distR="0" wp14:anchorId="3EEBE2F8" wp14:editId="7A6F0D5F">
             <wp:extent cx="5940000" cy="3712500"/>
             <wp:effectExtent l="0" t="0" r="0" b="0"/>
             <wp:docPr id="2" name="Picture 2"/>
@@ -969,7 +969,7 @@
       <w:pPr>
         <w:pStyle w:val="21"/>
       </w:pPr>
-      <w:bookmarkStart w:id="3" w:name="_Toc241493250"/>
+      <w:bookmarkStart w:id="3" w:name="_Toc241494148"/>
       <w:r>
         <w:t>3. Модели и калибровка</w:t>
       </w:r>
@@ -1035,7 +1035,7 @@
         </w:rPr>
         <w:lastRenderedPageBreak/>
         <w:drawing>
-          <wp:inline distT="0" distB="0" distL="0" distR="0" wp14:anchorId="4A7B18B4" wp14:editId="6F6F8130">
+          <wp:inline distT="0" distB="0" distL="0" distR="0" wp14:anchorId="1160E815" wp14:editId="4DB416C4">
             <wp:extent cx="5940000" cy="3712500"/>
             <wp:effectExtent l="0" t="0" r="0" b="0"/>
             <wp:docPr id="3" name="Picture 3"/>
@@ -1087,7 +1087,7 @@
       <w:pPr>
         <w:pStyle w:val="21"/>
       </w:pPr>
-      <w:bookmarkStart w:id="4" w:name="_Toc241493251"/>
+      <w:bookmarkStart w:id="4" w:name="_Toc241494149"/>
       <w:r>
         <w:t>4. Качество данных</w:t>
       </w:r>
@@ -1294,7 +1294,7 @@
         </w:rPr>
         <w:lastRenderedPageBreak/>
         <w:drawing>
-          <wp:inline distT="0" distB="0" distL="0" distR="0" wp14:anchorId="23BBF970" wp14:editId="7D5CFFD9">
+          <wp:inline distT="0" distB="0" distL="0" distR="0" wp14:anchorId="10DA2C55" wp14:editId="1CE3652A">
             <wp:extent cx="5940000" cy="3712500"/>
             <wp:effectExtent l="0" t="0" r="0" b="0"/>
             <wp:docPr id="4" name="Picture 4"/>
@@ -1346,7 +1346,7 @@
       <w:pPr>
         <w:pStyle w:val="21"/>
       </w:pPr>
-      <w:bookmarkStart w:id="5" w:name="_Toc241493252"/>
+      <w:bookmarkStart w:id="5" w:name="_Toc241494150"/>
       <w:r>
         <w:t>5. Конструктор датчиков</w:t>
       </w:r>
@@ -1475,7 +1475,7 @@
         </w:rPr>
         <w:lastRenderedPageBreak/>
         <w:drawing>
-          <wp:inline distT="0" distB="0" distL="0" distR="0" wp14:anchorId="73D01094" wp14:editId="1018FB93">
+          <wp:inline distT="0" distB="0" distL="0" distR="0" wp14:anchorId="5AACBD25" wp14:editId="2FE119D2">
             <wp:extent cx="5940000" cy="3712500"/>
             <wp:effectExtent l="0" t="0" r="0" b="0"/>
             <wp:docPr id="5" name="Picture 5"/>
@@ -1527,7 +1527,7 @@
       <w:pPr>
         <w:pStyle w:val="21"/>
       </w:pPr>
-      <w:bookmarkStart w:id="6" w:name="_Toc241493253"/>
+      <w:bookmarkStart w:id="6" w:name="_Toc241494151"/>
       <w:r>
         <w:t>6. Объекты и датчики</w:t>
       </w:r>
@@ -1545,7 +1545,7 @@
       <w:pPr>
         <w:pStyle w:val="21"/>
       </w:pPr>
-      <w:bookmarkStart w:id="7" w:name="_Toc241493254"/>
+      <w:bookmarkStart w:id="7" w:name="_Toc241494152"/>
       <w:r>
         <w:t>7. Панели Grafana</w:t>
       </w:r>
@@ -1569,7 +1569,7 @@
       <w:pPr>
         <w:pStyle w:val="21"/>
       </w:pPr>
-      <w:bookmarkStart w:id="8" w:name="_Toc241493255"/>
+      <w:bookmarkStart w:id="8" w:name="_Toc241494153"/>
       <w:r>
         <w:t>8. Чего роль не делает</w:t>
       </w:r>
@@ -13279,7 +13279,7 @@
     <w:autoRedefine/>
     <w:uiPriority w:val="39"/>
     <w:unhideWhenUsed/>
-    <w:rsid w:val="00C80E9C"/>
+    <w:rsid w:val="00FE1A65"/>
     <w:pPr>
       <w:spacing w:after="100"/>
     </w:pPr>
@@ -13291,7 +13291,7 @@
     <w:autoRedefine/>
     <w:uiPriority w:val="39"/>
     <w:unhideWhenUsed/>
-    <w:rsid w:val="00C80E9C"/>
+    <w:rsid w:val="00FE1A65"/>
     <w:pPr>
       <w:spacing w:after="100"/>
       <w:ind w:left="220"/>
@@ -13302,7 +13302,7 @@
     <w:basedOn w:val="a2"/>
     <w:uiPriority w:val="99"/>
     <w:unhideWhenUsed/>
-    <w:rsid w:val="00C80E9C"/>
+    <w:rsid w:val="00FE1A65"/>
     <w:rPr>
       <w:color w:val="0000FF" w:themeColor="hyperlink"/>
       <w:u w:val="single"/>

--- a/docs/delivery/out/Руководства/Руководство пользователя — Аналитик.docx
+++ b/docs/delivery/out/Руководства/Руководство пользователя — Аналитик.docx
@@ -116,7 +116,7 @@
       <w:r>
         <w:fldChar w:fldCharType="separate"/>
       </w:r>
-      <w:hyperlink w:anchor="_Toc241494145" w:history="1">
+      <w:hyperlink w:anchor="_Toc241594724" w:history="1">
         <w:r>
           <w:rPr>
             <w:rStyle w:val="aff8"/>
@@ -143,7 +143,7 @@
             <w:noProof/>
             <w:webHidden/>
           </w:rPr>
-          <w:instrText xml:space="preserve"> PAGEREF _Toc241494145 \h </w:instrText>
+          <w:instrText xml:space="preserve"> PAGEREF _Toc241594724 \h </w:instrText>
         </w:r>
         <w:r>
           <w:rPr>
@@ -186,7 +186,7 @@
           <w:lang w:val="ru-RU" w:eastAsia="ru-RU"/>
         </w:rPr>
       </w:pPr>
-      <w:hyperlink w:anchor="_Toc241494146" w:history="1">
+      <w:hyperlink w:anchor="_Toc241594725" w:history="1">
         <w:r>
           <w:rPr>
             <w:rStyle w:val="aff8"/>
@@ -213,7 +213,7 @@
             <w:noProof/>
             <w:webHidden/>
           </w:rPr>
-          <w:instrText xml:space="preserve"> PAGEREF _Toc241494146 \h </w:instrText>
+          <w:instrText xml:space="preserve"> PAGEREF _Toc241594725 \h </w:instrText>
         </w:r>
         <w:r>
           <w:rPr>
@@ -256,7 +256,7 @@
           <w:lang w:val="ru-RU" w:eastAsia="ru-RU"/>
         </w:rPr>
       </w:pPr>
-      <w:hyperlink w:anchor="_Toc241494147" w:history="1">
+      <w:hyperlink w:anchor="_Toc241594726" w:history="1">
         <w:r>
           <w:rPr>
             <w:rStyle w:val="aff8"/>
@@ -283,7 +283,7 @@
             <w:noProof/>
             <w:webHidden/>
           </w:rPr>
-          <w:instrText xml:space="preserve"> PAGEREF _Toc241494147 \h </w:instrText>
+          <w:instrText xml:space="preserve"> PAGEREF _Toc241594726 \h </w:instrText>
         </w:r>
         <w:r>
           <w:rPr>
@@ -326,7 +326,7 @@
           <w:lang w:val="ru-RU" w:eastAsia="ru-RU"/>
         </w:rPr>
       </w:pPr>
-      <w:hyperlink w:anchor="_Toc241494148" w:history="1">
+      <w:hyperlink w:anchor="_Toc241594727" w:history="1">
         <w:r>
           <w:rPr>
             <w:rStyle w:val="aff8"/>
@@ -353,7 +353,7 @@
             <w:noProof/>
             <w:webHidden/>
           </w:rPr>
-          <w:instrText xml:space="preserve"> PAGEREF _Toc241494148 \h </w:instrText>
+          <w:instrText xml:space="preserve"> PAGEREF _Toc241594727 \h </w:instrText>
         </w:r>
         <w:r>
           <w:rPr>
@@ -396,7 +396,7 @@
           <w:lang w:val="ru-RU" w:eastAsia="ru-RU"/>
         </w:rPr>
       </w:pPr>
-      <w:hyperlink w:anchor="_Toc241494149" w:history="1">
+      <w:hyperlink w:anchor="_Toc241594728" w:history="1">
         <w:r>
           <w:rPr>
             <w:rStyle w:val="aff8"/>
@@ -423,7 +423,7 @@
             <w:noProof/>
             <w:webHidden/>
           </w:rPr>
-          <w:instrText xml:space="preserve"> PAGEREF _Toc241494149 \h </w:instrText>
+          <w:instrText xml:space="preserve"> PAGEREF _Toc241594728 \h </w:instrText>
         </w:r>
         <w:r>
           <w:rPr>
@@ -466,7 +466,7 @@
           <w:lang w:val="ru-RU" w:eastAsia="ru-RU"/>
         </w:rPr>
       </w:pPr>
-      <w:hyperlink w:anchor="_Toc241494150" w:history="1">
+      <w:hyperlink w:anchor="_Toc241594729" w:history="1">
         <w:r>
           <w:rPr>
             <w:rStyle w:val="aff8"/>
@@ -493,7 +493,7 @@
             <w:noProof/>
             <w:webHidden/>
           </w:rPr>
-          <w:instrText xml:space="preserve"> PAGEREF _Toc241494150 \h </w:instrText>
+          <w:instrText xml:space="preserve"> PAGEREF _Toc241594729 \h </w:instrText>
         </w:r>
         <w:r>
           <w:rPr>
@@ -536,7 +536,7 @@
           <w:lang w:val="ru-RU" w:eastAsia="ru-RU"/>
         </w:rPr>
       </w:pPr>
-      <w:hyperlink w:anchor="_Toc241494151" w:history="1">
+      <w:hyperlink w:anchor="_Toc241594730" w:history="1">
         <w:r>
           <w:rPr>
             <w:rStyle w:val="aff8"/>
@@ -563,7 +563,7 @@
             <w:noProof/>
             <w:webHidden/>
           </w:rPr>
-          <w:instrText xml:space="preserve"> PAGEREF _Toc241494151 \h </w:instrText>
+          <w:instrText xml:space="preserve"> PAGEREF _Toc241594730 \h </w:instrText>
         </w:r>
         <w:r>
           <w:rPr>
@@ -606,7 +606,7 @@
           <w:lang w:val="ru-RU" w:eastAsia="ru-RU"/>
         </w:rPr>
       </w:pPr>
-      <w:hyperlink w:anchor="_Toc241494152" w:history="1">
+      <w:hyperlink w:anchor="_Toc241594731" w:history="1">
         <w:r>
           <w:rPr>
             <w:rStyle w:val="aff8"/>
@@ -633,7 +633,7 @@
             <w:noProof/>
             <w:webHidden/>
           </w:rPr>
-          <w:instrText xml:space="preserve"> PAGEREF _Toc241494152 \h </w:instrText>
+          <w:instrText xml:space="preserve"> PAGEREF _Toc241594731 \h </w:instrText>
         </w:r>
         <w:r>
           <w:rPr>
@@ -676,13 +676,13 @@
           <w:lang w:val="ru-RU" w:eastAsia="ru-RU"/>
         </w:rPr>
       </w:pPr>
-      <w:hyperlink w:anchor="_Toc241494153" w:history="1">
+      <w:hyperlink w:anchor="_Toc241594732" w:history="1">
         <w:r>
           <w:rPr>
             <w:rStyle w:val="aff8"/>
             <w:noProof/>
           </w:rPr>
-          <w:t>8. Чего роль не делает</w:t>
+          <w:t>8. Модели после развёртывания</w:t>
         </w:r>
         <w:r>
           <w:rPr>
@@ -703,7 +703,7 @@
             <w:noProof/>
             <w:webHidden/>
           </w:rPr>
-          <w:instrText xml:space="preserve"> PAGEREF _Toc241494153 \h </w:instrText>
+          <w:instrText xml:space="preserve"> PAGEREF _Toc241594732 \h </w:instrText>
         </w:r>
         <w:r>
           <w:rPr>
@@ -735,6 +735,146 @@
       </w:hyperlink>
     </w:p>
     <w:p>
+      <w:pPr>
+        <w:pStyle w:val="2c"/>
+        <w:tabs>
+          <w:tab w:val="right" w:leader="dot" w:pos="9628"/>
+        </w:tabs>
+        <w:rPr>
+          <w:rFonts w:asciiTheme="minorHAnsi" w:eastAsiaTheme="minorEastAsia" w:hAnsiTheme="minorHAnsi"/>
+          <w:noProof/>
+          <w:lang w:val="ru-RU" w:eastAsia="ru-RU"/>
+        </w:rPr>
+      </w:pPr>
+      <w:hyperlink w:anchor="_Toc241594733" w:history="1">
+        <w:r>
+          <w:rPr>
+            <w:rStyle w:val="aff8"/>
+            <w:noProof/>
+          </w:rPr>
+          <w:t>9. Режимы работы</w:t>
+        </w:r>
+        <w:r>
+          <w:rPr>
+            <w:noProof/>
+            <w:webHidden/>
+          </w:rPr>
+          <w:tab/>
+        </w:r>
+        <w:r>
+          <w:rPr>
+            <w:noProof/>
+            <w:webHidden/>
+          </w:rPr>
+          <w:fldChar w:fldCharType="begin"/>
+        </w:r>
+        <w:r>
+          <w:rPr>
+            <w:noProof/>
+            <w:webHidden/>
+          </w:rPr>
+          <w:instrText xml:space="preserve"> PAGEREF _Toc241594733 \h </w:instrText>
+        </w:r>
+        <w:r>
+          <w:rPr>
+            <w:noProof/>
+            <w:webHidden/>
+          </w:rPr>
+        </w:r>
+        <w:r>
+          <w:rPr>
+            <w:noProof/>
+            <w:webHidden/>
+          </w:rPr>
+          <w:fldChar w:fldCharType="separate"/>
+        </w:r>
+        <w:r>
+          <w:rPr>
+            <w:noProof/>
+            <w:webHidden/>
+          </w:rPr>
+          <w:t>7</w:t>
+        </w:r>
+        <w:r>
+          <w:rPr>
+            <w:noProof/>
+            <w:webHidden/>
+          </w:rPr>
+          <w:fldChar w:fldCharType="end"/>
+        </w:r>
+      </w:hyperlink>
+    </w:p>
+    <w:p>
+      <w:pPr>
+        <w:pStyle w:val="2c"/>
+        <w:tabs>
+          <w:tab w:val="right" w:leader="dot" w:pos="9628"/>
+        </w:tabs>
+        <w:rPr>
+          <w:rFonts w:asciiTheme="minorHAnsi" w:eastAsiaTheme="minorEastAsia" w:hAnsiTheme="minorHAnsi"/>
+          <w:noProof/>
+          <w:lang w:val="ru-RU" w:eastAsia="ru-RU"/>
+        </w:rPr>
+      </w:pPr>
+      <w:hyperlink w:anchor="_Toc241594734" w:history="1">
+        <w:r>
+          <w:rPr>
+            <w:rStyle w:val="aff8"/>
+            <w:noProof/>
+          </w:rPr>
+          <w:t>10. Чего роль не делает</w:t>
+        </w:r>
+        <w:r>
+          <w:rPr>
+            <w:noProof/>
+            <w:webHidden/>
+          </w:rPr>
+          <w:tab/>
+        </w:r>
+        <w:r>
+          <w:rPr>
+            <w:noProof/>
+            <w:webHidden/>
+          </w:rPr>
+          <w:fldChar w:fldCharType="begin"/>
+        </w:r>
+        <w:r>
+          <w:rPr>
+            <w:noProof/>
+            <w:webHidden/>
+          </w:rPr>
+          <w:instrText xml:space="preserve"> PAGEREF _Toc241594734 \h </w:instrText>
+        </w:r>
+        <w:r>
+          <w:rPr>
+            <w:noProof/>
+            <w:webHidden/>
+          </w:rPr>
+        </w:r>
+        <w:r>
+          <w:rPr>
+            <w:noProof/>
+            <w:webHidden/>
+          </w:rPr>
+          <w:fldChar w:fldCharType="separate"/>
+        </w:r>
+        <w:r>
+          <w:rPr>
+            <w:noProof/>
+            <w:webHidden/>
+          </w:rPr>
+          <w:t>8</w:t>
+        </w:r>
+        <w:r>
+          <w:rPr>
+            <w:noProof/>
+            <w:webHidden/>
+          </w:rPr>
+          <w:fldChar w:fldCharType="end"/>
+        </w:r>
+      </w:hyperlink>
+    </w:p>
+    <w:p>
       <w:r>
         <w:fldChar w:fldCharType="end"/>
       </w:r>
@@ -748,7 +888,7 @@
       <w:pPr>
         <w:pStyle w:val="1"/>
       </w:pPr>
-      <w:bookmarkStart w:id="0" w:name="_Toc241494145"/>
+      <w:bookmarkStart w:id="0" w:name="_Toc241594724"/>
       <w:r>
         <w:lastRenderedPageBreak/>
         <w:t>Руководство пользователя: аналитик</w:t>
@@ -770,7 +910,7 @@
       <w:pPr>
         <w:pStyle w:val="21"/>
       </w:pPr>
-      <w:bookmarkStart w:id="1" w:name="_Toc241494146"/>
+      <w:bookmarkStart w:id="1" w:name="_Toc241594725"/>
       <w:r>
         <w:t>1. Рабочее м</w:t>
       </w:r>
@@ -793,7 +933,7 @@
           <w:noProof/>
         </w:rPr>
         <w:drawing>
-          <wp:inline distT="0" distB="0" distL="0" distR="0" wp14:anchorId="4C2B58DC" wp14:editId="35FCD108">
+          <wp:inline distT="0" distB="0" distL="0" distR="0" wp14:anchorId="47A7445B" wp14:editId="76F643A0">
             <wp:extent cx="5940000" cy="3712500"/>
             <wp:effectExtent l="0" t="0" r="0" b="0"/>
             <wp:docPr id="1" name="Picture 1"/>
@@ -845,7 +985,7 @@
       <w:pPr>
         <w:pStyle w:val="21"/>
       </w:pPr>
-      <w:bookmarkStart w:id="2" w:name="_Toc241494147"/>
+      <w:bookmarkStart w:id="2" w:name="_Toc241594726"/>
       <w:r>
         <w:t>2. Метки обучения</w:t>
       </w:r>
@@ -917,7 +1057,7 @@
         </w:rPr>
         <w:lastRenderedPageBreak/>
         <w:drawing>
-          <wp:inline distT="0" distB="0" distL="0" distR="0" wp14:anchorId="3EEBE2F8" wp14:editId="7A6F0D5F">
+          <wp:inline distT="0" distB="0" distL="0" distR="0" wp14:anchorId="608D58E5" wp14:editId="29982821">
             <wp:extent cx="5940000" cy="3712500"/>
             <wp:effectExtent l="0" t="0" r="0" b="0"/>
             <wp:docPr id="2" name="Picture 2"/>
@@ -969,7 +1109,7 @@
       <w:pPr>
         <w:pStyle w:val="21"/>
       </w:pPr>
-      <w:bookmarkStart w:id="3" w:name="_Toc241494148"/>
+      <w:bookmarkStart w:id="3" w:name="_Toc241594727"/>
       <w:r>
         <w:t>3. Модели и калибровка</w:t>
       </w:r>
@@ -1035,7 +1175,7 @@
         </w:rPr>
         <w:lastRenderedPageBreak/>
         <w:drawing>
-          <wp:inline distT="0" distB="0" distL="0" distR="0" wp14:anchorId="1160E815" wp14:editId="4DB416C4">
+          <wp:inline distT="0" distB="0" distL="0" distR="0" wp14:anchorId="4D4832C9" wp14:editId="65D116B8">
             <wp:extent cx="5940000" cy="3712500"/>
             <wp:effectExtent l="0" t="0" r="0" b="0"/>
             <wp:docPr id="3" name="Picture 3"/>
@@ -1087,7 +1227,7 @@
       <w:pPr>
         <w:pStyle w:val="21"/>
       </w:pPr>
-      <w:bookmarkStart w:id="4" w:name="_Toc241494149"/>
+      <w:bookmarkStart w:id="4" w:name="_Toc241594728"/>
       <w:r>
         <w:t>4. Качество данных</w:t>
       </w:r>
@@ -1294,7 +1434,7 @@
         </w:rPr>
         <w:lastRenderedPageBreak/>
         <w:drawing>
-          <wp:inline distT="0" distB="0" distL="0" distR="0" wp14:anchorId="10DA2C55" wp14:editId="1CE3652A">
+          <wp:inline distT="0" distB="0" distL="0" distR="0" wp14:anchorId="2161788C" wp14:editId="335A5552">
             <wp:extent cx="5940000" cy="3712500"/>
             <wp:effectExtent l="0" t="0" r="0" b="0"/>
             <wp:docPr id="4" name="Picture 4"/>
@@ -1346,7 +1486,7 @@
       <w:pPr>
         <w:pStyle w:val="21"/>
       </w:pPr>
-      <w:bookmarkStart w:id="5" w:name="_Toc241494150"/>
+      <w:bookmarkStart w:id="5" w:name="_Toc241594729"/>
       <w:r>
         <w:t>5. Конструктор датчиков</w:t>
       </w:r>
@@ -1475,7 +1615,7 @@
         </w:rPr>
         <w:lastRenderedPageBreak/>
         <w:drawing>
-          <wp:inline distT="0" distB="0" distL="0" distR="0" wp14:anchorId="5AACBD25" wp14:editId="2FE119D2">
+          <wp:inline distT="0" distB="0" distL="0" distR="0" wp14:anchorId="2B88090D" wp14:editId="1CCFFE88">
             <wp:extent cx="5940000" cy="3712500"/>
             <wp:effectExtent l="0" t="0" r="0" b="0"/>
             <wp:docPr id="5" name="Picture 5"/>
@@ -1527,7 +1667,7 @@
       <w:pPr>
         <w:pStyle w:val="21"/>
       </w:pPr>
-      <w:bookmarkStart w:id="6" w:name="_Toc241494151"/>
+      <w:bookmarkStart w:id="6" w:name="_Toc241594730"/>
       <w:r>
         <w:t>6. Объекты и датчики</w:t>
       </w:r>
@@ -1545,7 +1685,7 @@
       <w:pPr>
         <w:pStyle w:val="21"/>
       </w:pPr>
-      <w:bookmarkStart w:id="7" w:name="_Toc241494152"/>
+      <w:bookmarkStart w:id="7" w:name="_Toc241594731"/>
       <w:r>
         <w:t>7. Панели Grafana</w:t>
       </w:r>
@@ -1569,18 +1709,297 @@
       <w:pPr>
         <w:pStyle w:val="21"/>
       </w:pPr>
-      <w:bookmarkStart w:id="8" w:name="_Toc241494153"/>
+      <w:bookmarkStart w:id="8" w:name="_Toc241594732"/>
       <w:r>
-        <w:t>8. Чего роль не делает</w:t>
+        <w:t>8. Модели после развёртывания</w:t>
       </w:r>
       <w:bookmarkEnd w:id="8"/>
     </w:p>
     <w:p>
       <w:r>
-        <w:t>Не принимает решений по карточкам вм</w:t>
+        <w:t>Модели поставляются обученным</w:t>
       </w:r>
       <w:r>
-        <w:t>есто диспетчера (только метки и разметка), не утверждает заявки, не настраивает интеграции с системами заказчика (это администратор).</w:t>
+        <w:t>и на журналах заказчика 2019–2026 и активны сразу. Переобучение требует истории за несколько лет: без неё запуск завершится с причиной «Недостаточно истории для обучения», а активная модель останется прежней. Загрузите журналы («Загрузка данных») и запусти</w:t>
+      </w:r>
+      <w:r>
+        <w:t>те обучение снова.</w:t>
+      </w:r>
+    </w:p>
+    <w:p>
+      <w:pPr>
+        <w:pStyle w:val="21"/>
+      </w:pPr>
+      <w:bookmarkStart w:id="9" w:name="_Toc241594733"/>
+      <w:r>
+        <w:t>9. Режимы работы</w:t>
+      </w:r>
+      <w:bookmarkEnd w:id="9"/>
+    </w:p>
+    <w:tbl>
+      <w:tblPr>
+        <w:tblStyle w:val="aff0"/>
+        <w:tblW w:w="0" w:type="auto"/>
+        <w:jc w:val="center"/>
+        <w:tblLook w:val="04A0" w:firstRow="1" w:lastRow="0" w:firstColumn="1" w:lastColumn="0" w:noHBand="0" w:noVBand="1"/>
+      </w:tblPr>
+      <w:tblGrid>
+        <w:gridCol w:w="3213"/>
+        <w:gridCol w:w="3213"/>
+        <w:gridCol w:w="3213"/>
+      </w:tblGrid>
+      <w:tr>
+        <w:trPr>
+          <w:tblHeader/>
+          <w:jc w:val="center"/>
+        </w:trPr>
+        <w:tc>
+          <w:tcPr>
+            <w:tcW w:w="3213" w:type="dxa"/>
+            <w:shd w:val="clear" w:color="auto" w:fill="E8EDF6"/>
+          </w:tcPr>
+          <w:p>
+            <w:pPr>
+              <w:keepNext/>
+            </w:pPr>
+            <w:r>
+              <w:rPr>
+                <w:b/>
+                <w:sz w:val="18"/>
+              </w:rPr>
+              <w:t>Режим</w:t>
+            </w:r>
+          </w:p>
+        </w:tc>
+        <w:tc>
+          <w:tcPr>
+            <w:tcW w:w="3213" w:type="dxa"/>
+            <w:shd w:val="clear" w:color="auto" w:fill="E8EDF6"/>
+          </w:tcPr>
+          <w:p>
+            <w:pPr>
+              <w:keepNext/>
+            </w:pPr>
+            <w:r>
+              <w:rPr>
+                <w:b/>
+                <w:sz w:val="18"/>
+              </w:rPr>
+              <w:t>Как включить</w:t>
+            </w:r>
+          </w:p>
+        </w:tc>
+        <w:tc>
+          <w:tcPr>
+            <w:tcW w:w="3213" w:type="dxa"/>
+            <w:shd w:val="clear" w:color="auto" w:fill="E8EDF6"/>
+          </w:tcPr>
+          <w:p>
+            <w:pPr>
+              <w:keepNext/>
+            </w:pPr>
+            <w:r>
+              <w:rPr>
+                <w:b/>
+                <w:sz w:val="18"/>
+              </w:rPr>
+              <w:t>Для чего</w:t>
+            </w:r>
+          </w:p>
+        </w:tc>
+      </w:tr>
+      <w:tr>
+        <w:trPr>
+          <w:jc w:val="center"/>
+        </w:trPr>
+        <w:tc>
+          <w:tcPr>
+            <w:tcW w:w="3213" w:type="dxa"/>
+          </w:tcPr>
+          <w:p>
+            <w:r>
+              <w:rPr>
+                <w:sz w:val="18"/>
+              </w:rPr>
+              <w:t>Режимы карты</w:t>
+            </w:r>
+          </w:p>
+        </w:tc>
+        <w:tc>
+          <w:tcPr>
+            <w:tcW w:w="3213" w:type="dxa"/>
+          </w:tcPr>
+          <w:p>
+            <w:r>
+              <w:rPr>
+                <w:sz w:val="18"/>
+              </w:rPr>
+              <w:t>кнопки над картой «Мониторинг»</w:t>
+            </w:r>
+          </w:p>
+        </w:tc>
+        <w:tc>
+          <w:tcPr>
+            <w:tcW w:w="3213" w:type="dxa"/>
+          </w:tcPr>
+          <w:p>
+            <w:r>
+              <w:rPr>
+                <w:sz w:val="18"/>
+              </w:rPr>
+              <w:t>«Данные» по умолчанию; «Прогноз» — риск по каналам, «Датчики» — состояние</w:t>
+            </w:r>
+          </w:p>
+        </w:tc>
+      </w:tr>
+      <w:tr>
+        <w:trPr>
+          <w:jc w:val="center"/>
+        </w:trPr>
+        <w:tc>
+          <w:tcPr>
+            <w:tcW w:w="3213" w:type="dxa"/>
+          </w:tcPr>
+          <w:p>
+            <w:r>
+              <w:rPr>
+                <w:sz w:val="18"/>
+              </w:rPr>
+              <w:t>Спутник и этажи</w:t>
+            </w:r>
+          </w:p>
+        </w:tc>
+        <w:tc>
+          <w:tcPr>
+            <w:tcW w:w="3213" w:type="dxa"/>
+          </w:tcPr>
+          <w:p>
+            <w:r>
+              <w:rPr>
+                <w:sz w:val="18"/>
+              </w:rPr>
+              <w:t>кнопка со спутником; переключатель этажей справа</w:t>
+            </w:r>
+          </w:p>
+        </w:tc>
+        <w:tc>
+          <w:tcPr>
+            <w:tcW w:w="3213" w:type="dxa"/>
+          </w:tcPr>
+          <w:p>
+            <w:r>
+              <w:rPr>
+                <w:sz w:val="18"/>
+              </w:rPr>
+              <w:t>снимок местности, план этажа, прозрачность плана</w:t>
+            </w:r>
+          </w:p>
+        </w:tc>
+      </w:tr>
+      <w:tr>
+        <w:trPr>
+          <w:jc w:val="center"/>
+        </w:trPr>
+        <w:tc>
+          <w:tcPr>
+            <w:tcW w:w="3213" w:type="dxa"/>
+          </w:tcPr>
+          <w:p>
+            <w:r>
+              <w:rPr>
+                <w:sz w:val="18"/>
+              </w:rPr>
+              <w:t>Учебный контур</w:t>
+            </w:r>
+          </w:p>
+        </w:tc>
+        <w:tc>
+          <w:tcPr>
+            <w:tcW w:w="3213" w:type="dxa"/>
+          </w:tcPr>
+          <w:p>
+            <w:r>
+              <w:rPr>
+                <w:sz w:val="18"/>
+              </w:rPr>
+              <w:t>переключатель в шапке</w:t>
+            </w:r>
+          </w:p>
+        </w:tc>
+        <w:tc>
+          <w:tcPr>
+            <w:tcW w:w="3213" w:type="dxa"/>
+          </w:tcPr>
+          <w:p>
+            <w:r>
+              <w:rPr>
+                <w:sz w:val="18"/>
+              </w:rPr>
+              <w:t>полигон Мю, Кси, Тау: задание «Метка из решения диспетчера», участие в учениях; на работу района не влияет</w:t>
+            </w:r>
+          </w:p>
+        </w:tc>
+      </w:tr>
+      <w:tr>
+        <w:trPr>
+          <w:jc w:val="center"/>
+        </w:trPr>
+        <w:tc>
+          <w:tcPr>
+            <w:tcW w:w="3213" w:type="dxa"/>
+          </w:tcPr>
+          <w:p>
+            <w:r>
+              <w:rPr>
+                <w:sz w:val="18"/>
+              </w:rPr>
+              <w:lastRenderedPageBreak/>
+              <w:t>Телефон</w:t>
+            </w:r>
+          </w:p>
+        </w:tc>
+        <w:tc>
+          <w:tcPr>
+            <w:tcW w:w="3213" w:type="dxa"/>
+          </w:tcPr>
+          <w:p>
+            <w:r>
+              <w:rPr>
+                <w:sz w:val="18"/>
+              </w:rPr>
+              <w:t>адрес в браузере → «Добавить на главный экран»</w:t>
+            </w:r>
+          </w:p>
+        </w:tc>
+        <w:tc>
+          <w:tcPr>
+            <w:tcW w:w="3213" w:type="dxa"/>
+          </w:tcPr>
+          <w:p>
+            <w:r>
+              <w:rPr>
+                <w:sz w:val="18"/>
+              </w:rPr>
+              <w:t>просмотр обстановки</w:t>
+            </w:r>
+          </w:p>
+        </w:tc>
+      </w:tr>
+    </w:tbl>
+    <w:p/>
+    <w:p>
+      <w:pPr>
+        <w:pStyle w:val="21"/>
+      </w:pPr>
+      <w:bookmarkStart w:id="10" w:name="_Toc241594734"/>
+      <w:r>
+        <w:t>10. Чего роль не делает</w:t>
+      </w:r>
+      <w:bookmarkEnd w:id="10"/>
+    </w:p>
+    <w:p>
+      <w:r>
+        <w:t>Не принимает решений по карточкам вместо диспетчера (только метки и разметка), не утверждает заявки, не настраивает интеграции с системами заказчика (это администратор).</w:t>
       </w:r>
     </w:p>
     <w:sectPr>
@@ -13279,7 +13698,7 @@
     <w:autoRedefine/>
     <w:uiPriority w:val="39"/>
     <w:unhideWhenUsed/>
-    <w:rsid w:val="00FE1A65"/>
+    <w:rsid w:val="00107268"/>
     <w:pPr>
       <w:spacing w:after="100"/>
     </w:pPr>
@@ -13291,7 +13710,7 @@
     <w:autoRedefine/>
     <w:uiPriority w:val="39"/>
     <w:unhideWhenUsed/>
-    <w:rsid w:val="00FE1A65"/>
+    <w:rsid w:val="00107268"/>
     <w:pPr>
       <w:spacing w:after="100"/>
       <w:ind w:left="220"/>
@@ -13302,7 +13721,7 @@
     <w:basedOn w:val="a2"/>
     <w:uiPriority w:val="99"/>
     <w:unhideWhenUsed/>
-    <w:rsid w:val="00FE1A65"/>
+    <w:rsid w:val="00107268"/>
     <w:rPr>
       <w:color w:val="0000FF" w:themeColor="hyperlink"/>
       <w:u w:val="single"/>
